--- a/submission/jpi/JPI_Supplementary_Material.docx
+++ b/submission/jpi/JPI_Supplementary_Material.docx
@@ -6433,7 +6433,37 @@
         <w:pStyle w:val="Heading1"/>
       </w:pPr>
       <w:r>
-        <w:t>S8. Supplementary inventory</w:t>
+        <w:t>S8. Data and code availability</w:t>
+      </w:r>
+    </w:p>
+    <w:p>
+      <w:r>
+        <w:rPr>
+          <w:b/>
+        </w:rPr>
+        <w:t xml:space="preserve">Data availability: </w:t>
+      </w:r>
+      <w:r>
+        <w:t>The source dataset is publicly available through the CAMELYON17-WILDS benchmark and the dataset mirror identified in the Methods. Source histopathology images were not redistributed. Aggregate result tables, non-image figures, protocol documentation, and reproducibility materials are available in a public repository. The identifying repository address is withheld from the blinded manuscript and is provided separately to the editorial office.</w:t>
+      </w:r>
+    </w:p>
+    <w:p>
+      <w:r>
+        <w:rPr>
+          <w:b/>
+        </w:rPr>
+        <w:t xml:space="preserve">Code availability: </w:t>
+      </w:r>
+      <w:r>
+        <w:t>Source code, configurations, guarded evaluation scripts, manuscript-generation scripts, and reproducibility documentation are available in a public repository. The identifying repository address is withheld from the blinded manuscript and is provided separately to the editorial office. Source images, trained checkpoints, raw patch-level predictions, authorization records, run sentinels, credentials, and environment-specific caches are excluded.</w:t>
+      </w:r>
+    </w:p>
+    <w:p>
+      <w:pPr>
+        <w:pStyle w:val="Heading1"/>
+      </w:pPr>
+      <w:r>
+        <w:t>S9. Supplementary inventory</w:t>
       </w:r>
     </w:p>
     <w:tbl>
@@ -6828,6 +6858,53 @@
           </w:p>
         </w:tc>
       </w:tr>
+      <w:tr>
+        <w:trPr>
+          <w:trHeight w:hRule="atLeast"/>
+        </w:trPr>
+        <w:tc>
+          <w:tcPr>
+            <w:tcW w:type="dxa" w:w="1728"/>
+            <w:vAlign w:val="center"/>
+          </w:tcPr>
+          <w:p>
+            <w:pPr>
+              <w:spacing w:after="0"/>
+              <w:jc w:val="left"/>
+            </w:pPr>
+            <w:r/>
+            <w:r>
+              <w:rPr>
+                <w:rFonts w:ascii="Calibri" w:hAnsi="Calibri"/>
+                <w:b w:val="0"/>
+                <w:sz w:val="16"/>
+              </w:rPr>
+              <w:t>Text S2</w:t>
+            </w:r>
+          </w:p>
+        </w:tc>
+        <w:tc>
+          <w:tcPr>
+            <w:tcW w:type="dxa" w:w="7632"/>
+            <w:vAlign w:val="center"/>
+          </w:tcPr>
+          <w:p>
+            <w:pPr>
+              <w:spacing w:after="0"/>
+              <w:jc w:val="left"/>
+            </w:pPr>
+            <w:r/>
+            <w:r>
+              <w:rPr>
+                <w:rFonts w:ascii="Calibri" w:hAnsi="Calibri"/>
+                <w:b w:val="0"/>
+                <w:sz w:val="16"/>
+              </w:rPr>
+              <w:t>Blinded data and code availability</w:t>
+            </w:r>
+          </w:p>
+        </w:tc>
+      </w:tr>
     </w:tbl>
     <w:p>
       <w:pPr>

--- a/submission/jpi/JPI_Supplementary_Material.docx
+++ b/submission/jpi/JPI_Supplementary_Material.docx
@@ -6550,6 +6550,53 @@
                 <w:b w:val="0"/>
                 <w:sz w:val="16"/>
               </w:rPr>
+              <w:t>Main figure set</w:t>
+            </w:r>
+          </w:p>
+        </w:tc>
+        <w:tc>
+          <w:tcPr>
+            <w:tcW w:type="dxa" w:w="7632"/>
+            <w:vAlign w:val="center"/>
+          </w:tcPr>
+          <w:p>
+            <w:pPr>
+              <w:spacing w:after="0"/>
+              <w:jc w:val="left"/>
+            </w:pPr>
+            <w:r/>
+            <w:r>
+              <w:rPr>
+                <w:rFonts w:ascii="Calibri" w:hAnsi="Calibri"/>
+                <w:b w:val="0"/>
+                <w:sz w:val="16"/>
+              </w:rPr>
+              <w:t>Figure 1 methodology workflow; accepted scientific figures renumbered as Figures 2-7</w:t>
+            </w:r>
+          </w:p>
+        </w:tc>
+      </w:tr>
+      <w:tr>
+        <w:trPr>
+          <w:trHeight w:hRule="atLeast"/>
+        </w:trPr>
+        <w:tc>
+          <w:tcPr>
+            <w:tcW w:type="dxa" w:w="1728"/>
+            <w:vAlign w:val="center"/>
+          </w:tcPr>
+          <w:p>
+            <w:pPr>
+              <w:spacing w:after="0"/>
+              <w:jc w:val="left"/>
+            </w:pPr>
+            <w:r/>
+            <w:r>
+              <w:rPr>
+                <w:rFonts w:ascii="Calibri" w:hAnsi="Calibri"/>
+                <w:b w:val="0"/>
+                <w:sz w:val="16"/>
+              </w:rPr>
               <w:t>Table S1</w:t>
             </w:r>
           </w:p>
